--- a/docs/weekly-submissions/Week8_Personal_Reflection.docx
+++ b/docs/weekly-submissions/Week8_Personal_Reflection.docx
@@ -210,7 +210,7 @@
           <w:rFonts w:ascii="Times New Roman" w:hAnsi="Times New Roman"/>
           <w:sz w:val="24"/>
         </w:rPr>
-        <w:t>Technically, I learned a great deal about how LangChain and LangGraph structure an agentic pipeline: structured-output binding instead of a hand-rolled agent loop, a StateGraph instead of a while loop, callbacks as the only place certain information (like token usage) is still visible once a chain has consumed it. But the more lasting lesson was conceptual: correctness and quality are different questions, and a passing test suite answers neither about a model's actual behavior. My offline evaluation harness, built to score the system against labeled ground truth, independent of any live user, caught something my 474 unit tests never could: the Trust Harness, the one agent this project's credibility rests on, was miscalibrated. Its prompt said to “be strict” without ever defining what that meant, so it downgraded almost every claim by one notch, true or not. Finding that with data, not intuition, and fixing it with explicit definitions rather than a vaguer instruction, was the moment this project stopped feeling like an exercise and started feeling like engineering.</w:t>
+        <w:t>Technically, I learned a great deal about how LangChain and LangGraph structure an agentic pipeline: structured-output binding instead of a hand-rolled agent loop, a StateGraph instead of a while loop, callbacks as the only place certain information (like token usage) is still visible once a chain has consumed it. But the more lasting lesson was conceptual: correctness and quality are different questions, and a passing test suite answers neither about a model's actual behavior. My offline evaluation harness, built to score the system against labeled ground truth, independent of any live user, caught something my 500 unit tests never could: the Trust Harness, the one agent this project's credibility rests on, was miscalibrated. Its prompt said to “be strict” without ever defining what that meant, so it downgraded almost every claim by one notch, true or not. Finding that with data, not intuition, and fixing it with explicit definitions rather than a vaguer instruction, was the moment this project stopped feeling like an exercise and started feeling like engineering.</w:t>
       </w:r>
     </w:p>
     <w:p>
